--- a/DE/WEEK 5/Opdrachtbeschrijving.docx
+++ b/DE/WEEK 5/Opdrachtbeschrijving.docx
@@ -125,6 +125,7 @@
         <w:rPr>
           <w:rFonts w:ascii="Aptos (Display)" w:hAnsi="Aptos (Display)" w:cs="Arial"/>
           <w:color w:val="000000" w:themeColor="text1"/>
+          <w:highlight w:val="yellow"/>
           <w:lang w:val="nl-NL"/>
         </w:rPr>
       </w:pPr>
@@ -132,6 +133,7 @@
         <w:rPr>
           <w:rFonts w:ascii="Aptos (Display)" w:hAnsi="Aptos (Display)" w:cs="Arial"/>
           <w:color w:val="000000" w:themeColor="text1"/>
+          <w:highlight w:val="yellow"/>
           <w:lang w:val="nl-NL"/>
         </w:rPr>
         <w:t xml:space="preserve">Maak een nieuwe lege </w:t>
@@ -141,6 +143,7 @@
         <w:rPr>
           <w:rFonts w:ascii="Aptos (Display)" w:hAnsi="Aptos (Display)" w:cs="Arial"/>
           <w:color w:val="000000" w:themeColor="text1"/>
+          <w:highlight w:val="yellow"/>
           <w:lang w:val="nl-NL"/>
         </w:rPr>
         <w:t>SQLite</w:t>
@@ -150,6 +153,7 @@
         <w:rPr>
           <w:rFonts w:ascii="Aptos (Display)" w:hAnsi="Aptos (Display)" w:cs="Arial"/>
           <w:color w:val="000000" w:themeColor="text1"/>
+          <w:highlight w:val="yellow"/>
           <w:lang w:val="nl-NL"/>
         </w:rPr>
         <w:t>-database, dit wordt je uiteindelijke Data Warehouse</w:t>
@@ -158,6 +162,7 @@
         <w:rPr>
           <w:rFonts w:ascii="Aptos (Display)" w:hAnsi="Aptos (Display)" w:cs="Arial"/>
           <w:color w:val="000000" w:themeColor="text1"/>
+          <w:highlight w:val="yellow"/>
           <w:lang w:val="nl-NL"/>
         </w:rPr>
         <w:t xml:space="preserve"> (DWH)</w:t>
@@ -166,6 +171,7 @@
         <w:rPr>
           <w:rFonts w:ascii="Aptos (Display)" w:hAnsi="Aptos (Display)" w:cs="Arial"/>
           <w:color w:val="000000" w:themeColor="text1"/>
+          <w:highlight w:val="yellow"/>
           <w:lang w:val="nl-NL"/>
         </w:rPr>
         <w:t>.</w:t>
@@ -191,6 +197,7 @@
         <w:rPr>
           <w:rFonts w:ascii="Aptos (Display)" w:hAnsi="Aptos (Display)" w:cs="Arial"/>
           <w:color w:val="000000" w:themeColor="text1"/>
+          <w:highlight w:val="yellow"/>
           <w:lang w:val="nl-NL"/>
         </w:rPr>
       </w:pPr>
@@ -198,6 +205,7 @@
         <w:rPr>
           <w:rFonts w:ascii="Aptos (Display)" w:hAnsi="Aptos (Display)" w:cs="Arial"/>
           <w:color w:val="000000" w:themeColor="text1"/>
+          <w:highlight w:val="yellow"/>
           <w:lang w:val="nl-NL"/>
         </w:rPr>
         <w:t>Maak per tabel uit het Sterschema een tabel aan in het Data Warehouse, met behulp van het schrijven van CREATE TABLE-statements. Denk goed na over datatypen en houd ook de toewijzing van primaire- en vreemde sleutels in de gaten.</w:t>
@@ -206,6 +214,7 @@
         <w:rPr>
           <w:rFonts w:ascii="Aptos (Display)" w:hAnsi="Aptos (Display)" w:cs="Arial"/>
           <w:color w:val="000000" w:themeColor="text1"/>
+          <w:highlight w:val="yellow"/>
           <w:lang w:val="nl-NL"/>
         </w:rPr>
         <w:t xml:space="preserve"> Deze verzameling CREATE TABLE-statements vormt uiteindelijk (wederom) een volledig Relationeel Implementatiemodel, </w:t>
@@ -215,6 +224,7 @@
           <w:rFonts w:ascii="Aptos (Display)" w:eastAsia="Arial" w:hAnsi="Aptos (Display)" w:cs="Arial"/>
           <w:b/>
           <w:bCs/>
+          <w:highlight w:val="yellow"/>
           <w:lang w:val="nl-NL"/>
         </w:rPr>
         <w:t>b</w:t>
@@ -224,6 +234,7 @@
           <w:rFonts w:ascii="Aptos (Display)" w:eastAsia="Arial" w:hAnsi="Aptos (Display)" w:cs="Arial"/>
           <w:b/>
           <w:bCs/>
+          <w:highlight w:val="yellow"/>
           <w:lang w:val="nl-NL"/>
         </w:rPr>
         <w:t>ewaar deze goed!!</w:t>
@@ -1048,7 +1059,23 @@
           <w:rFonts w:ascii="Aptos (Display)" w:eastAsia="Arial" w:hAnsi="Aptos (Display)" w:cs="Arial"/>
           <w:lang w:val="nl-NL"/>
         </w:rPr>
-        <w:t xml:space="preserve">primaire sleutel / </w:t>
+        <w:t xml:space="preserve">primaire </w:t>
+      </w:r>
+      <w:proofErr w:type="gramStart"/>
+      <w:r>
+        <w:rPr>
+          <w:rFonts w:ascii="Aptos (Display)" w:eastAsia="Arial" w:hAnsi="Aptos (Display)" w:cs="Arial"/>
+          <w:lang w:val="nl-NL"/>
+        </w:rPr>
+        <w:t>sleutel /</w:t>
+      </w:r>
+      <w:proofErr w:type="gramEnd"/>
+      <w:r>
+        <w:rPr>
+          <w:rFonts w:ascii="Aptos (Display)" w:eastAsia="Arial" w:hAnsi="Aptos (Display)" w:cs="Arial"/>
+          <w:lang w:val="nl-NL"/>
+        </w:rPr>
+        <w:t xml:space="preserve"> </w:t>
       </w:r>
       <w:r>
         <w:rPr>
@@ -1189,14 +1216,30 @@
           <w:rFonts w:ascii="Aptos (Display)" w:eastAsia="Arial" w:hAnsi="Aptos (Display)" w:cs="Arial"/>
           <w:lang w:val="nl-NL"/>
         </w:rPr>
-        <w:t xml:space="preserve">eze nieuwe rij krijgt als vreemde sleutel de nieuwste </w:t>
-      </w:r>
-      <w:r>
-        <w:rPr>
-          <w:rFonts w:ascii="Aptos (Display)" w:eastAsia="Arial" w:hAnsi="Aptos (Display)" w:cs="Arial"/>
-          <w:lang w:val="nl-NL"/>
-        </w:rPr>
-        <w:t xml:space="preserve">/ meest actuele </w:t>
+        <w:t xml:space="preserve">eze nieuwe rij krijgt als vreemde sleutel de </w:t>
+      </w:r>
+      <w:proofErr w:type="gramStart"/>
+      <w:r>
+        <w:rPr>
+          <w:rFonts w:ascii="Aptos (Display)" w:eastAsia="Arial" w:hAnsi="Aptos (Display)" w:cs="Arial"/>
+          <w:lang w:val="nl-NL"/>
+        </w:rPr>
+        <w:t xml:space="preserve">nieuwste </w:t>
+      </w:r>
+      <w:r>
+        <w:rPr>
+          <w:rFonts w:ascii="Aptos (Display)" w:eastAsia="Arial" w:hAnsi="Aptos (Display)" w:cs="Arial"/>
+          <w:lang w:val="nl-NL"/>
+        </w:rPr>
+        <w:t>/</w:t>
+      </w:r>
+      <w:proofErr w:type="gramEnd"/>
+      <w:r>
+        <w:rPr>
+          <w:rFonts w:ascii="Aptos (Display)" w:eastAsia="Arial" w:hAnsi="Aptos (Display)" w:cs="Arial"/>
+          <w:lang w:val="nl-NL"/>
+        </w:rPr>
+        <w:t xml:space="preserve"> meest actuele </w:t>
       </w:r>
       <w:r>
         <w:rPr>
@@ -3515,6 +3558,17 @@
 </file>
 
 <file path=customXml/item2.xml><?xml version="1.0" encoding="utf-8"?>
+<p:properties xmlns:p="http://schemas.microsoft.com/office/2006/metadata/properties" xmlns:xsi="http://www.w3.org/2001/XMLSchema-instance" xmlns:pc="http://schemas.microsoft.com/office/infopath/2007/PartnerControls">
+  <documentManagement>
+    <lcf76f155ced4ddcb4097134ff3c332f xmlns="32f5a426-4411-422f-b9c8-9b9c919dd02d">
+      <Terms xmlns="http://schemas.microsoft.com/office/infopath/2007/PartnerControls"/>
+    </lcf76f155ced4ddcb4097134ff3c332f>
+    <TaxCatchAll xmlns="d11bdb94-d558-4ffe-a4b0-092cbde21480" xsi:nil="true"/>
+  </documentManagement>
+</p:properties>
+</file>
+
+<file path=customXml/item3.xml><?xml version="1.0" encoding="utf-8"?>
 <ct:contentTypeSchema xmlns:ct="http://schemas.microsoft.com/office/2006/metadata/contentType" xmlns:ma="http://schemas.microsoft.com/office/2006/metadata/properties/metaAttributes" ct:_="" ma:_="" ma:contentTypeName="Document" ma:contentTypeID="0x0101007769D13FFC5C7A4C8E8F8F4D202D83D0" ma:contentTypeVersion="16" ma:contentTypeDescription="Een nieuw document maken." ma:contentTypeScope="" ma:versionID="b2ec890ea17184f49c4a58d4bd1095a2">
   <xsd:schema xmlns:xsd="http://www.w3.org/2001/XMLSchema" xmlns:xs="http://www.w3.org/2001/XMLSchema" xmlns:p="http://schemas.microsoft.com/office/2006/metadata/properties" xmlns:ns2="32f5a426-4411-422f-b9c8-9b9c919dd02d" xmlns:ns3="597a471e-0b75-4fc5-bc4a-75c43d0a6ad2" xmlns:ns4="d11bdb94-d558-4ffe-a4b0-092cbde21480" targetNamespace="http://schemas.microsoft.com/office/2006/metadata/properties" ma:root="true" ma:fieldsID="f90993f1e063ba2c6886d3a92126f3a0" ns2:_="" ns3:_="" ns4:_="">
     <xsd:import namespace="32f5a426-4411-422f-b9c8-9b9c919dd02d"/>
@@ -3762,17 +3816,6 @@
 </ct:contentTypeSchema>
 </file>
 
-<file path=customXml/item3.xml><?xml version="1.0" encoding="utf-8"?>
-<p:properties xmlns:p="http://schemas.microsoft.com/office/2006/metadata/properties" xmlns:xsi="http://www.w3.org/2001/XMLSchema-instance" xmlns:pc="http://schemas.microsoft.com/office/infopath/2007/PartnerControls">
-  <documentManagement>
-    <lcf76f155ced4ddcb4097134ff3c332f xmlns="32f5a426-4411-422f-b9c8-9b9c919dd02d">
-      <Terms xmlns="http://schemas.microsoft.com/office/infopath/2007/PartnerControls"/>
-    </lcf76f155ced4ddcb4097134ff3c332f>
-    <TaxCatchAll xmlns="d11bdb94-d558-4ffe-a4b0-092cbde21480" xsi:nil="true"/>
-  </documentManagement>
-</p:properties>
-</file>
-
 <file path=customXml/itemProps1.xml><?xml version="1.0" encoding="utf-8"?>
 <ds:datastoreItem xmlns:ds="http://schemas.openxmlformats.org/officeDocument/2006/customXml" ds:itemID="{6DA23583-7E21-4072-9181-2A6C82A96BEF}">
   <ds:schemaRefs>
@@ -3782,6 +3825,17 @@
 </file>
 
 <file path=customXml/itemProps2.xml><?xml version="1.0" encoding="utf-8"?>
+<ds:datastoreItem xmlns:ds="http://schemas.openxmlformats.org/officeDocument/2006/customXml" ds:itemID="{94C80E0D-6695-4274-A9BC-D68F33C94F41}">
+  <ds:schemaRefs>
+    <ds:schemaRef ds:uri="http://schemas.microsoft.com/office/2006/metadata/properties"/>
+    <ds:schemaRef ds:uri="http://schemas.microsoft.com/office/infopath/2007/PartnerControls"/>
+    <ds:schemaRef ds:uri="32f5a426-4411-422f-b9c8-9b9c919dd02d"/>
+    <ds:schemaRef ds:uri="d11bdb94-d558-4ffe-a4b0-092cbde21480"/>
+  </ds:schemaRefs>
+</ds:datastoreItem>
+</file>
+
+<file path=customXml/itemProps3.xml><?xml version="1.0" encoding="utf-8"?>
 <ds:datastoreItem xmlns:ds="http://schemas.openxmlformats.org/officeDocument/2006/customXml" ds:itemID="{FDD0C18C-8357-45AB-8C25-D17E04B9D359}">
   <ds:schemaRefs>
     <ds:schemaRef ds:uri="http://schemas.microsoft.com/office/2006/metadata/contentType"/>
@@ -3799,15 +3853,4 @@
     <ds:schemaRef ds:uri="http://schemas.microsoft.com/internal/obd"/>
   </ds:schemaRefs>
 </ds:datastoreItem>
-</file>
-
-<file path=customXml/itemProps3.xml><?xml version="1.0" encoding="utf-8"?>
-<ds:datastoreItem xmlns:ds="http://schemas.openxmlformats.org/officeDocument/2006/customXml" ds:itemID="{94C80E0D-6695-4274-A9BC-D68F33C94F41}">
-  <ds:schemaRefs>
-    <ds:schemaRef ds:uri="http://schemas.microsoft.com/office/2006/metadata/properties"/>
-    <ds:schemaRef ds:uri="http://schemas.microsoft.com/office/infopath/2007/PartnerControls"/>
-    <ds:schemaRef ds:uri="32f5a426-4411-422f-b9c8-9b9c919dd02d"/>
-    <ds:schemaRef ds:uri="d11bdb94-d558-4ffe-a4b0-092cbde21480"/>
-  </ds:schemaRefs>
-</ds:datastoreItem>
 </file>
--- a/DE/WEEK 5/Opdrachtbeschrijving.docx
+++ b/DE/WEEK 5/Opdrachtbeschrijving.docx
@@ -260,12 +260,14 @@
         <w:rPr>
           <w:rFonts w:ascii="Aptos (Display)" w:hAnsi="Aptos (Display)" w:cs="Arial"/>
           <w:color w:val="000000" w:themeColor="text1"/>
-          <w:lang w:val="nl-NL"/>
-        </w:rPr>
-      </w:pPr>
-      <w:r>
-        <w:rPr>
-          <w:rFonts w:ascii="Aptos (Display)" w:eastAsia="Arial" w:hAnsi="Aptos (Display)" w:cs="Arial"/>
+          <w:highlight w:val="yellow"/>
+          <w:lang w:val="nl-NL"/>
+        </w:rPr>
+      </w:pPr>
+      <w:r>
+        <w:rPr>
+          <w:rFonts w:ascii="Aptos (Display)" w:eastAsia="Arial" w:hAnsi="Aptos (Display)" w:cs="Arial"/>
+          <w:highlight w:val="yellow"/>
           <w:lang w:val="nl-NL"/>
         </w:rPr>
         <w:t xml:space="preserve">Implementeer het bovengenoemde Relationeel Implementatiemodel in de nieuwe lege </w:t>
@@ -274,6 +276,7 @@
       <w:r>
         <w:rPr>
           <w:rFonts w:ascii="Aptos (Display)" w:eastAsia="Arial" w:hAnsi="Aptos (Display)" w:cs="Arial"/>
+          <w:highlight w:val="yellow"/>
           <w:lang w:val="nl-NL"/>
         </w:rPr>
         <w:t>SQLite</w:t>
@@ -282,6 +285,7 @@
       <w:r>
         <w:rPr>
           <w:rFonts w:ascii="Aptos (Display)" w:eastAsia="Arial" w:hAnsi="Aptos (Display)" w:cs="Arial"/>
+          <w:highlight w:val="yellow"/>
           <w:lang w:val="nl-NL"/>
         </w:rPr>
         <w:t>/database</w:t>
@@ -289,6 +293,7 @@
       <w:r>
         <w:rPr>
           <w:rFonts w:ascii="Aptos (Display)" w:eastAsia="Arial" w:hAnsi="Aptos (Display)" w:cs="Arial"/>
+          <w:highlight w:val="yellow"/>
           <w:lang w:val="nl-NL"/>
         </w:rPr>
         <w:t>.</w:t>
@@ -3549,15 +3554,6 @@
 </file>
 
 <file path=customXml/item1.xml><?xml version="1.0" encoding="utf-8"?>
-<?mso-contentType ?>
-<FormTemplates xmlns="http://schemas.microsoft.com/sharepoint/v3/contenttype/forms">
-  <Display>DocumentLibraryForm</Display>
-  <Edit>DocumentLibraryForm</Edit>
-  <New>DocumentLibraryForm</New>
-</FormTemplates>
-</file>
-
-<file path=customXml/item2.xml><?xml version="1.0" encoding="utf-8"?>
 <p:properties xmlns:p="http://schemas.microsoft.com/office/2006/metadata/properties" xmlns:xsi="http://www.w3.org/2001/XMLSchema-instance" xmlns:pc="http://schemas.microsoft.com/office/infopath/2007/PartnerControls">
   <documentManagement>
     <lcf76f155ced4ddcb4097134ff3c332f xmlns="32f5a426-4411-422f-b9c8-9b9c919dd02d">
@@ -3566,6 +3562,15 @@
     <TaxCatchAll xmlns="d11bdb94-d558-4ffe-a4b0-092cbde21480" xsi:nil="true"/>
   </documentManagement>
 </p:properties>
+</file>
+
+<file path=customXml/item2.xml><?xml version="1.0" encoding="utf-8"?>
+<?mso-contentType ?>
+<FormTemplates xmlns="http://schemas.microsoft.com/sharepoint/v3/contenttype/forms">
+  <Display>DocumentLibraryForm</Display>
+  <Edit>DocumentLibraryForm</Edit>
+  <New>DocumentLibraryForm</New>
+</FormTemplates>
 </file>
 
 <file path=customXml/item3.xml><?xml version="1.0" encoding="utf-8"?>
@@ -3817,20 +3822,20 @@
 </file>
 
 <file path=customXml/itemProps1.xml><?xml version="1.0" encoding="utf-8"?>
-<ds:datastoreItem xmlns:ds="http://schemas.openxmlformats.org/officeDocument/2006/customXml" ds:itemID="{6DA23583-7E21-4072-9181-2A6C82A96BEF}">
-  <ds:schemaRefs>
-    <ds:schemaRef ds:uri="http://schemas.microsoft.com/sharepoint/v3/contenttype/forms"/>
-  </ds:schemaRefs>
-</ds:datastoreItem>
-</file>
-
-<file path=customXml/itemProps2.xml><?xml version="1.0" encoding="utf-8"?>
 <ds:datastoreItem xmlns:ds="http://schemas.openxmlformats.org/officeDocument/2006/customXml" ds:itemID="{94C80E0D-6695-4274-A9BC-D68F33C94F41}">
   <ds:schemaRefs>
     <ds:schemaRef ds:uri="http://schemas.microsoft.com/office/2006/metadata/properties"/>
     <ds:schemaRef ds:uri="http://schemas.microsoft.com/office/infopath/2007/PartnerControls"/>
     <ds:schemaRef ds:uri="32f5a426-4411-422f-b9c8-9b9c919dd02d"/>
     <ds:schemaRef ds:uri="d11bdb94-d558-4ffe-a4b0-092cbde21480"/>
+  </ds:schemaRefs>
+</ds:datastoreItem>
+</file>
+
+<file path=customXml/itemProps2.xml><?xml version="1.0" encoding="utf-8"?>
+<ds:datastoreItem xmlns:ds="http://schemas.openxmlformats.org/officeDocument/2006/customXml" ds:itemID="{6DA23583-7E21-4072-9181-2A6C82A96BEF}">
+  <ds:schemaRefs>
+    <ds:schemaRef ds:uri="http://schemas.microsoft.com/sharepoint/v3/contenttype/forms"/>
   </ds:schemaRefs>
 </ds:datastoreItem>
 </file>
